--- a/content/Bios/Chris_Dittman.docx
+++ b/content/Bios/Chris_Dittman.docx
@@ -1,306 +1,8 @@
 
 <file path=word/document.xml><?xml version="1.0" encoding="utf-8"?>
-<w:document xmlns:w14="http://schemas.microsoft.com/office/word/2010/wordml" xmlns:wp14="http://schemas.microsoft.com/office/word/2010/wordprocessingDrawing" xmlns:w="http://schemas.openxmlformats.org/wordprocessingml/2006/main" xmlns:m="http://schemas.openxmlformats.org/officeDocument/2006/math" xmlns:r="http://schemas.openxmlformats.org/officeDocument/2006/relationships" xmlns:o="urn:schemas-microsoft-com:office:office" xmlns:v="urn:schemas-microsoft-com:vml" xmlns:w10="urn:schemas-microsoft-com:office:word" xmlns:a="http://schemas.openxmlformats.org/drawingml/2006/main" xmlns:pic="http://schemas.openxmlformats.org/drawingml/2006/picture" xmlns:wp="http://schemas.openxmlformats.org/drawingml/2006/wordprocessingDrawing" xmlns:mc="http://schemas.openxmlformats.org/markup-compatibility/2006" mc:Ignorable="w14 wp14">
+<w:document xmlns:ns1="http://schemas.openxmlformats.org/markup-compatibility/2006" xmlns:ns2="http://schemas.microsoft.com/office/word/2010/wordml" xmlns:w="http://schemas.openxmlformats.org/wordprocessingml/2006/main" ns1:Ignorable="w14 wp14">
   <w:body>
-    <w:p xmlns:wp14="http://schemas.microsoft.com/office/word/2010/wordml" wp14:textId="77777777">
-      <w:pPr>
-        <w:pStyle w:val="FirstParagraph"/>
-      </w:pPr>
-      <w:r>
-        <w:rPr/>
-        <w:t>2000 Hall of Fame Inductee Chris Dittman – Westminster</w:t>
-      </w:r>
-      <w:r>
-        <w:rPr/>
-        <w:t xml:space="preserve"> </w:t>
-      </w:r>
-      <w:r>
-        <w:rPr/>
-        <w:t>Chris Dittman began umpiring high school baseball in 1972. 16 years later he retired as an active</w:t>
-      </w:r>
-      <w:r>
-        <w:rPr/>
-        <w:t xml:space="preserve"> </w:t>
-      </w:r>
-      <w:r>
-        <w:rPr/>
-        <w:t xml:space="preserve">umpire having been </w:t>
-      </w:r>
-      <w:r>
-        <w:rPr/>
-        <w:t>elected</w:t>
-      </w:r>
-      <w:r>
-        <w:rPr/>
-        <w:t xml:space="preserve"> to </w:t>
-      </w:r>
-      <w:r>
-        <w:rPr/>
-        <w:t>work</w:t>
-      </w:r>
-      <w:r>
-        <w:rPr/>
-        <w:t xml:space="preserve"> eight state baseball tournaments, including four state</w:t>
-      </w:r>
-      <w:r>
-        <w:rPr/>
-        <w:t xml:space="preserve"> </w:t>
-      </w:r>
-      <w:r>
-        <w:rPr/>
-        <w:t>championship finals at the 5A level. In between, he was recognized as one of the top arbiters in the</w:t>
-      </w:r>
-      <w:r>
-        <w:rPr/>
-        <w:t xml:space="preserve"> </w:t>
-      </w:r>
-      <w:r>
-        <w:rPr/>
-        <w:t>Denver Metro area having been selected as the Baseball Official of the Year by the Jefferson County</w:t>
-      </w:r>
-      <w:r>
-        <w:rPr/>
-        <w:t xml:space="preserve"> </w:t>
-      </w:r>
-      <w:r>
-        <w:rPr/>
-        <w:t>Athletic League.</w:t>
-      </w:r>
-      <w:r>
-        <w:rPr/>
-        <w:t xml:space="preserve"> </w:t>
-      </w:r>
-      <w:r>
-        <w:rPr/>
-        <w:t xml:space="preserve">He was also a charter member of the Collegiate Baseball Umpires Association (1979) and </w:t>
-      </w:r>
-      <w:r>
-        <w:rPr/>
-        <w:t>remained</w:t>
-      </w:r>
-      <w:r>
-        <w:rPr/>
-        <w:t xml:space="preserve"> an</w:t>
-      </w:r>
-      <w:r>
-        <w:rPr/>
-        <w:t xml:space="preserve"> </w:t>
-      </w:r>
-      <w:r>
-        <w:rPr/>
-        <w:t>integral part of that association for nine years. During Chris’ tenure as an active umpire, he helped</w:t>
-      </w:r>
-      <w:r>
-        <w:rPr/>
-        <w:t xml:space="preserve"> </w:t>
-      </w:r>
-      <w:r>
-        <w:rPr/>
-        <w:t xml:space="preserve">train, recruit and advise many of the current men in blue who </w:t>
-      </w:r>
-      <w:r>
-        <w:rPr/>
-        <w:t>comprise</w:t>
-      </w:r>
-      <w:r>
-        <w:rPr/>
-        <w:t xml:space="preserve"> the Colorado Collegiate</w:t>
-      </w:r>
-      <w:r>
-        <w:rPr/>
-        <w:t xml:space="preserve"> </w:t>
-      </w:r>
-      <w:r>
-        <w:rPr/>
-        <w:t xml:space="preserve">Umpire Association. </w:t>
-      </w:r>
-      <w:r>
-        <w:rPr/>
-        <w:t>Chris jokingly refers to himself as an</w:t>
-      </w:r>
-      <w:r>
-        <w:rPr/>
-        <w:t xml:space="preserve"> </w:t>
-      </w:r>
-      <w:r>
-        <w:rPr/>
-        <w:t>“idol”</w:t>
-      </w:r>
-      <w:r>
-        <w:rPr/>
-        <w:t xml:space="preserve"> </w:t>
-      </w:r>
-      <w:r>
-        <w:rPr/>
-        <w:t>to one member of that group in</w:t>
-      </w:r>
-      <w:r>
-        <w:rPr/>
-        <w:t xml:space="preserve"> </w:t>
-      </w:r>
-      <w:r>
-        <w:rPr/>
-        <w:t>particular.</w:t>
-      </w:r>
-      <w:r>
-        <w:rPr/>
-        <w:t xml:space="preserve"> It was his guidance and support as one of the respected veterans which was instrumental</w:t>
-      </w:r>
-      <w:r>
-        <w:rPr/>
-        <w:t xml:space="preserve"> </w:t>
-      </w:r>
-      <w:r>
-        <w:rPr/>
-        <w:t>in the formation of the CCUA, the organization from which Rocky Mountain Athletic Association</w:t>
-      </w:r>
-      <w:r>
-        <w:rPr/>
-        <w:t xml:space="preserve"> </w:t>
-      </w:r>
-      <w:r>
-        <w:rPr/>
-        <w:t>umpires are selected, as well as arbiters working The Mountain West Conference, Western Athletic</w:t>
-      </w:r>
-      <w:r>
-        <w:rPr/>
-        <w:t xml:space="preserve"> </w:t>
-      </w:r>
-      <w:r>
-        <w:rPr/>
-        <w:t>Conference and Big XII Conference.</w:t>
-      </w:r>
-      <w:r>
-        <w:rPr/>
-        <w:t xml:space="preserve"> </w:t>
-      </w:r>
-      <w:r>
-        <w:rPr/>
-        <w:t>After Chris hung up his gear as an umpire, he moved into the coaching ranks as the Head Coach of</w:t>
-      </w:r>
-      <w:r>
-        <w:rPr/>
-        <w:t xml:space="preserve"> </w:t>
-      </w:r>
-      <w:r>
-        <w:rPr/>
-        <w:t xml:space="preserve">Regis </w:t>
-      </w:r>
-      <w:r>
-        <w:rPr/>
-        <w:t>University, and</w:t>
-      </w:r>
-      <w:r>
-        <w:rPr/>
-        <w:t xml:space="preserve"> also assumed the position of Director of Athletics. As an Athletic Director, Chris</w:t>
-      </w:r>
-      <w:r>
-        <w:rPr/>
-        <w:t xml:space="preserve"> </w:t>
-      </w:r>
-      <w:r>
-        <w:rPr/>
-        <w:t xml:space="preserve">was an important voice in the formation of the RMAC baseball </w:t>
-      </w:r>
-      <w:r>
-        <w:rPr/>
-        <w:t>conference</w:t>
-      </w:r>
-      <w:r>
-        <w:rPr/>
-        <w:t xml:space="preserve"> which </w:t>
-      </w:r>
-      <w:r>
-        <w:rPr/>
-        <w:t>opened up</w:t>
-      </w:r>
-      <w:r>
-        <w:rPr/>
-        <w:t xml:space="preserve"> many</w:t>
-      </w:r>
-      <w:r>
-        <w:rPr/>
-        <w:t xml:space="preserve"> </w:t>
-      </w:r>
-      <w:r>
-        <w:rPr/>
-        <w:t>opportunities for outstanding Denver umpires to move into the collegiate ranks.</w:t>
-      </w:r>
-      <w:r>
-        <w:rPr/>
-        <w:t xml:space="preserve"> </w:t>
-      </w:r>
-      <w:r>
-        <w:rPr/>
-        <w:t>Professionally, Chris has come full circle. After a stellar career at Westminster High School, he</w:t>
-      </w:r>
-      <w:r>
-        <w:rPr/>
-        <w:t xml:space="preserve"> </w:t>
-      </w:r>
-      <w:r>
-        <w:rPr/>
-        <w:t>attended Wichita State University (BA 1967) and The University of Colorado (MA 1971). He taught at</w:t>
-      </w:r>
-      <w:r>
-        <w:rPr/>
-        <w:t xml:space="preserve"> </w:t>
-      </w:r>
-      <w:r>
-        <w:rPr/>
-        <w:t>Ranum High School and Coached baseball (circa 1975). He returned to</w:t>
-      </w:r>
-      <w:r>
-        <w:rPr/>
-        <w:t xml:space="preserve"> </w:t>
-      </w:r>
-      <w:r>
-        <w:rPr/>
-        <w:t>“Westy”</w:t>
-      </w:r>
-      <w:r>
-        <w:rPr/>
-        <w:t xml:space="preserve"> </w:t>
-      </w:r>
-      <w:r>
-        <w:rPr/>
-        <w:t>as athletic director and</w:t>
-      </w:r>
-      <w:r>
-        <w:rPr/>
-        <w:t xml:space="preserve"> </w:t>
-      </w:r>
-      <w:r>
-        <w:rPr/>
-        <w:t>is currently the principal at Westminster High School.</w:t>
-      </w:r>
-    </w:p>
-    <w:p>
-      <w:pPr>
-        <w:pStyle w:val="BodyText"/>
-      </w:pPr>
-    </w:p>
-    <w:p>
-      <w:pPr>
-        <w:pStyle w:val="Heading2"/>
-        <w:spacing w:before="261" w:beforeAutospacing="off" w:after="261" w:afterAutospacing="off" w:line="300" w:lineRule="auto"/>
-      </w:pPr>
-      <w:r>
-        <w:rPr>
-          <w:rFonts w:ascii="Segoe UI" w:hAnsi="Segoe UI" w:eastAsia="Segoe UI" w:cs="Segoe UI"/>
-          <w:b w:val="1"/>
-          <w:bCs w:val="1"/>
-          <w:i w:val="0"/>
-          <w:iCs w:val="0"/>
-          <w:noProof w:val="0"/>
-          <w:sz w:val="31"/>
-          <w:szCs w:val="31"/>
-          <w:lang w:val="en-US"/>
-        </w:rPr>
-        <w:t>Revised Biography: Chris Dittman</w:t>
-      </w:r>
-    </w:p>
-    <w:p>
+    <w:p ns2:paraId="711A4046" ns2:textId="54816B6C">
       <w:pPr>
         <w:spacing w:before="0" w:beforeAutospacing="off" w:after="0" w:afterAutospacing="off" w:line="300" w:lineRule="auto"/>
       </w:pPr>
@@ -319,7 +21,7 @@
         <w:t>2000 Hall of Fame Inductee – Westminster</w:t>
       </w:r>
     </w:p>
-    <w:p>
+    <w:p ns2:paraId="2DE293BA" ns2:textId="4E561824">
       <w:pPr>
         <w:spacing w:before="0" w:beforeAutospacing="off" w:after="0" w:afterAutospacing="off" w:line="300" w:lineRule="auto"/>
         <w:rPr>
@@ -335,7 +37,7 @@
         </w:rPr>
       </w:pPr>
     </w:p>
-    <w:p>
+    <w:p ns2:paraId="5ED7B47E" ns2:textId="05C4A488">
       <w:pPr>
         <w:spacing w:before="0" w:beforeAutospacing="off" w:after="0" w:afterAutospacing="off" w:line="300" w:lineRule="auto"/>
         <w:rPr>
@@ -477,7 +179,7 @@
         <w:t xml:space="preserve"> Official of the Year.</w:t>
       </w:r>
     </w:p>
-    <w:p>
+    <w:p ns2:paraId="5E109CA4" ns2:textId="7AAB03BB">
       <w:pPr>
         <w:spacing w:before="0" w:beforeAutospacing="off" w:after="0" w:afterAutospacing="off" w:line="300" w:lineRule="auto"/>
         <w:rPr>
@@ -703,7 +405,7 @@
         <w:t>.</w:t>
       </w:r>
     </w:p>
-    <w:p>
+    <w:p ns2:paraId="2813321B" ns2:textId="0E6E7E3F">
       <w:pPr>
         <w:spacing w:before="0" w:beforeAutospacing="off" w:after="0" w:afterAutospacing="off" w:line="300" w:lineRule="auto"/>
         <w:rPr>
@@ -789,7 +491,7 @@
         <w:t xml:space="preserve"> baseball conference, a development that opened doors for many Denver-based umpires to advance into collegiate baseball.</w:t>
       </w:r>
     </w:p>
-    <w:p>
+    <w:p ns2:paraId="50557BC4" ns2:textId="5F68885C">
       <w:pPr>
         <w:spacing w:before="0" w:beforeAutospacing="off" w:after="0" w:afterAutospacing="off" w:line="300" w:lineRule="auto"/>
         <w:rPr>
@@ -987,7 +689,7 @@
         <w:t>, completing a full-circle career rooted in service, leadership, and dedication to Colorado baseball.</w:t>
       </w:r>
     </w:p>
-    <w:p>
+    <w:p ns2:paraId="7FC1D1DA" ns2:textId="1782A273">
       <w:pPr>
         <w:pStyle w:val="BodyText"/>
       </w:pPr>
